--- a/Отчёт.docx
+++ b/Отчёт.docx
@@ -603,13 +603,41 @@
           <w:rFonts w:ascii="Times New Roman" w:hAnsi="Times New Roman" w:cs="Times New Roman"/>
         </w:rPr>
       </w:pPr>
+      <w:proofErr w:type="spellStart"/>
       <w:r>
         <w:rPr>
           <w:rFonts w:ascii="Times New Roman" w:hAnsi="Times New Roman" w:cs="Times New Roman"/>
           <w:b/>
           <w:bCs/>
         </w:rPr>
-        <w:t>Frontend (React)</w:t>
+        <w:t>Frontend</w:t>
+      </w:r>
+      <w:proofErr w:type="spellEnd"/>
+      <w:r>
+        <w:rPr>
+          <w:rFonts w:ascii="Times New Roman" w:hAnsi="Times New Roman" w:cs="Times New Roman"/>
+          <w:b/>
+          <w:bCs/>
+        </w:rPr>
+        <w:t xml:space="preserve"> (</w:t>
+      </w:r>
+      <w:proofErr w:type="spellStart"/>
+      <w:r>
+        <w:rPr>
+          <w:rFonts w:ascii="Times New Roman" w:hAnsi="Times New Roman" w:cs="Times New Roman"/>
+          <w:b/>
+          <w:bCs/>
+        </w:rPr>
+        <w:t>React</w:t>
+      </w:r>
+      <w:proofErr w:type="spellEnd"/>
+      <w:r>
+        <w:rPr>
+          <w:rFonts w:ascii="Times New Roman" w:hAnsi="Times New Roman" w:cs="Times New Roman"/>
+          <w:b/>
+          <w:bCs/>
+        </w:rPr>
+        <w:t>)</w:t>
       </w:r>
       <w:r>
         <w:rPr>
@@ -664,7 +692,25 @@
           <w:b/>
           <w:bCs/>
         </w:rPr>
-        <w:t>База данных (PostgreSQL)</w:t>
+        <w:t>База данных (</w:t>
+      </w:r>
+      <w:proofErr w:type="spellStart"/>
+      <w:r>
+        <w:rPr>
+          <w:rFonts w:ascii="Times New Roman" w:hAnsi="Times New Roman" w:cs="Times New Roman"/>
+          <w:b/>
+          <w:bCs/>
+        </w:rPr>
+        <w:t>PostgreSQL</w:t>
+      </w:r>
+      <w:proofErr w:type="spellEnd"/>
+      <w:r>
+        <w:rPr>
+          <w:rFonts w:ascii="Times New Roman" w:hAnsi="Times New Roman" w:cs="Times New Roman"/>
+          <w:b/>
+          <w:bCs/>
+        </w:rPr>
+        <w:t>)</w:t>
       </w:r>
       <w:r>
         <w:rPr>
@@ -767,7 +813,49 @@
         <w:rPr>
           <w:rFonts w:ascii="Times New Roman" w:hAnsi="Times New Roman" w:cs="Times New Roman"/>
         </w:rPr>
-        <w:t>Изменение статуса задачи (new, in_progress, done)</w:t>
+        <w:t>Изменение статуса задачи (</w:t>
+      </w:r>
+      <w:proofErr w:type="spellStart"/>
+      <w:r>
+        <w:rPr>
+          <w:rFonts w:ascii="Times New Roman" w:hAnsi="Times New Roman" w:cs="Times New Roman"/>
+        </w:rPr>
+        <w:t>new</w:t>
+      </w:r>
+      <w:proofErr w:type="spellEnd"/>
+      <w:r>
+        <w:rPr>
+          <w:rFonts w:ascii="Times New Roman" w:hAnsi="Times New Roman" w:cs="Times New Roman"/>
+        </w:rPr>
+        <w:t xml:space="preserve">, </w:t>
+      </w:r>
+      <w:proofErr w:type="spellStart"/>
+      <w:r>
+        <w:rPr>
+          <w:rFonts w:ascii="Times New Roman" w:hAnsi="Times New Roman" w:cs="Times New Roman"/>
+        </w:rPr>
+        <w:t>in_progress</w:t>
+      </w:r>
+      <w:proofErr w:type="spellEnd"/>
+      <w:r>
+        <w:rPr>
+          <w:rFonts w:ascii="Times New Roman" w:hAnsi="Times New Roman" w:cs="Times New Roman"/>
+        </w:rPr>
+        <w:t xml:space="preserve">, </w:t>
+      </w:r>
+      <w:proofErr w:type="spellStart"/>
+      <w:r>
+        <w:rPr>
+          <w:rFonts w:ascii="Times New Roman" w:hAnsi="Times New Roman" w:cs="Times New Roman"/>
+        </w:rPr>
+        <w:t>done</w:t>
+      </w:r>
+      <w:proofErr w:type="spellEnd"/>
+      <w:r>
+        <w:rPr>
+          <w:rFonts w:ascii="Times New Roman" w:hAnsi="Times New Roman" w:cs="Times New Roman"/>
+        </w:rPr>
+        <w:t>)</w:t>
       </w:r>
     </w:p>
     <w:p>
@@ -867,7 +955,29 @@
           <w:sz w:val="28"/>
           <w:szCs w:val="28"/>
         </w:rPr>
-        <w:t>3.1. Backend (Node.js)</w:t>
+        <w:t xml:space="preserve">3.1. </w:t>
+      </w:r>
+      <w:proofErr w:type="spellStart"/>
+      <w:r>
+        <w:rPr>
+          <w:rFonts w:ascii="Times New Roman" w:hAnsi="Times New Roman" w:cs="Times New Roman"/>
+          <w:b/>
+          <w:bCs/>
+          <w:sz w:val="28"/>
+          <w:szCs w:val="28"/>
+        </w:rPr>
+        <w:t>Backend</w:t>
+      </w:r>
+      <w:proofErr w:type="spellEnd"/>
+      <w:r>
+        <w:rPr>
+          <w:rFonts w:ascii="Times New Roman" w:hAnsi="Times New Roman" w:cs="Times New Roman"/>
+          <w:b/>
+          <w:bCs/>
+          <w:sz w:val="28"/>
+          <w:szCs w:val="28"/>
+        </w:rPr>
+        <w:t xml:space="preserve"> (Node.js)</w:t>
       </w:r>
     </w:p>
     <w:tbl>
@@ -1000,8 +1110,30 @@
               <w:rPr>
                 <w:rFonts w:ascii="Times New Roman" w:hAnsi="Times New Roman" w:cs="Times New Roman"/>
               </w:rPr>
-              <w:t>Команда npm start</w:t>
-            </w:r>
+              <w:t xml:space="preserve">Команда </w:t>
+            </w:r>
+            <w:proofErr w:type="spellStart"/>
+            <w:r>
+              <w:rPr>
+                <w:rFonts w:ascii="Times New Roman" w:hAnsi="Times New Roman" w:cs="Times New Roman"/>
+              </w:rPr>
+              <w:t>npm</w:t>
+            </w:r>
+            <w:proofErr w:type="spellEnd"/>
+            <w:r>
+              <w:rPr>
+                <w:rFonts w:ascii="Times New Roman" w:hAnsi="Times New Roman" w:cs="Times New Roman"/>
+              </w:rPr>
+              <w:t xml:space="preserve"> </w:t>
+            </w:r>
+            <w:proofErr w:type="spellStart"/>
+            <w:r>
+              <w:rPr>
+                <w:rFonts w:ascii="Times New Roman" w:hAnsi="Times New Roman" w:cs="Times New Roman"/>
+              </w:rPr>
+              <w:t>start</w:t>
+            </w:r>
+            <w:proofErr w:type="spellEnd"/>
           </w:p>
         </w:tc>
       </w:tr>
@@ -1076,8 +1208,16 @@
               <w:rPr>
                 <w:rFonts w:ascii="Times New Roman" w:hAnsi="Times New Roman" w:cs="Times New Roman"/>
               </w:rPr>
-              <w:t>POST /tasks</w:t>
-            </w:r>
+              <w:t>POST /</w:t>
+            </w:r>
+            <w:proofErr w:type="spellStart"/>
+            <w:r>
+              <w:rPr>
+                <w:rFonts w:ascii="Times New Roman" w:hAnsi="Times New Roman" w:cs="Times New Roman"/>
+              </w:rPr>
+              <w:t>tasks</w:t>
+            </w:r>
+            <w:proofErr w:type="spellEnd"/>
           </w:p>
         </w:tc>
         <w:tc>
@@ -1132,8 +1272,16 @@
               <w:rPr>
                 <w:rFonts w:ascii="Times New Roman" w:hAnsi="Times New Roman" w:cs="Times New Roman"/>
               </w:rPr>
-              <w:t>GET /tasks</w:t>
-            </w:r>
+              <w:t>GET /</w:t>
+            </w:r>
+            <w:proofErr w:type="spellStart"/>
+            <w:r>
+              <w:rPr>
+                <w:rFonts w:ascii="Times New Roman" w:hAnsi="Times New Roman" w:cs="Times New Roman"/>
+              </w:rPr>
+              <w:t>tasks</w:t>
+            </w:r>
+            <w:proofErr w:type="spellEnd"/>
           </w:p>
         </w:tc>
         <w:tc>
@@ -1188,8 +1336,30 @@
               <w:rPr>
                 <w:rFonts w:ascii="Times New Roman" w:hAnsi="Times New Roman" w:cs="Times New Roman"/>
               </w:rPr>
-              <w:t>PUT /tasks/:id</w:t>
-            </w:r>
+              <w:t>PUT /</w:t>
+            </w:r>
+            <w:proofErr w:type="spellStart"/>
+            <w:r>
+              <w:rPr>
+                <w:rFonts w:ascii="Times New Roman" w:hAnsi="Times New Roman" w:cs="Times New Roman"/>
+              </w:rPr>
+              <w:t>tasks</w:t>
+            </w:r>
+            <w:proofErr w:type="spellEnd"/>
+            <w:r>
+              <w:rPr>
+                <w:rFonts w:ascii="Times New Roman" w:hAnsi="Times New Roman" w:cs="Times New Roman"/>
+              </w:rPr>
+              <w:t>/:</w:t>
+            </w:r>
+            <w:proofErr w:type="spellStart"/>
+            <w:r>
+              <w:rPr>
+                <w:rFonts w:ascii="Times New Roman" w:hAnsi="Times New Roman" w:cs="Times New Roman"/>
+              </w:rPr>
+              <w:t>id</w:t>
+            </w:r>
+            <w:proofErr w:type="spellEnd"/>
           </w:p>
         </w:tc>
         <w:tc>
@@ -1244,8 +1414,30 @@
               <w:rPr>
                 <w:rFonts w:ascii="Times New Roman" w:hAnsi="Times New Roman" w:cs="Times New Roman"/>
               </w:rPr>
-              <w:t>DELETE /tasks/:id</w:t>
-            </w:r>
+              <w:t>DELETE /</w:t>
+            </w:r>
+            <w:proofErr w:type="spellStart"/>
+            <w:r>
+              <w:rPr>
+                <w:rFonts w:ascii="Times New Roman" w:hAnsi="Times New Roman" w:cs="Times New Roman"/>
+              </w:rPr>
+              <w:t>tasks</w:t>
+            </w:r>
+            <w:proofErr w:type="spellEnd"/>
+            <w:r>
+              <w:rPr>
+                <w:rFonts w:ascii="Times New Roman" w:hAnsi="Times New Roman" w:cs="Times New Roman"/>
+              </w:rPr>
+              <w:t>/:</w:t>
+            </w:r>
+            <w:proofErr w:type="spellStart"/>
+            <w:r>
+              <w:rPr>
+                <w:rFonts w:ascii="Times New Roman" w:hAnsi="Times New Roman" w:cs="Times New Roman"/>
+              </w:rPr>
+              <w:t>id</w:t>
+            </w:r>
+            <w:proofErr w:type="spellEnd"/>
           </w:p>
         </w:tc>
         <w:tc>
@@ -1332,11 +1524,19 @@
                 <w:rFonts w:ascii="Times New Roman" w:hAnsi="Times New Roman" w:cs="Times New Roman"/>
               </w:rPr>
             </w:pPr>
-            <w:r>
-              <w:rPr>
-                <w:rFonts w:ascii="Times New Roman" w:hAnsi="Times New Roman" w:cs="Times New Roman"/>
-              </w:rPr>
-              <w:t>Try-catch, валидация</w:t>
+            <w:proofErr w:type="spellStart"/>
+            <w:r>
+              <w:rPr>
+                <w:rFonts w:ascii="Times New Roman" w:hAnsi="Times New Roman" w:cs="Times New Roman"/>
+              </w:rPr>
+              <w:t>Try-catch</w:t>
+            </w:r>
+            <w:proofErr w:type="spellEnd"/>
+            <w:r>
+              <w:rPr>
+                <w:rFonts w:ascii="Times New Roman" w:hAnsi="Times New Roman" w:cs="Times New Roman"/>
+              </w:rPr>
+              <w:t>, валидация</w:t>
             </w:r>
           </w:p>
         </w:tc>
@@ -1478,7 +1678,29 @@
           <w:sz w:val="28"/>
           <w:szCs w:val="28"/>
         </w:rPr>
-        <w:t>3.2. База данных (PostgreSQL)</w:t>
+        <w:t>3.2. База данных (</w:t>
+      </w:r>
+      <w:proofErr w:type="spellStart"/>
+      <w:r>
+        <w:rPr>
+          <w:rFonts w:ascii="Times New Roman" w:hAnsi="Times New Roman" w:cs="Times New Roman"/>
+          <w:b/>
+          <w:bCs/>
+          <w:sz w:val="28"/>
+          <w:szCs w:val="28"/>
+        </w:rPr>
+        <w:t>PostgreSQL</w:t>
+      </w:r>
+      <w:proofErr w:type="spellEnd"/>
+      <w:r>
+        <w:rPr>
+          <w:rFonts w:ascii="Times New Roman" w:hAnsi="Times New Roman" w:cs="Times New Roman"/>
+          <w:b/>
+          <w:bCs/>
+          <w:sz w:val="28"/>
+          <w:szCs w:val="28"/>
+        </w:rPr>
+        <w:t>)</w:t>
       </w:r>
     </w:p>
     <w:p>
@@ -1586,8 +1808,16 @@
               <w:rPr>
                 <w:rFonts w:ascii="Times New Roman" w:hAnsi="Times New Roman" w:cs="Times New Roman"/>
               </w:rPr>
-              <w:t>Используется PostgreSQL</w:t>
-            </w:r>
+              <w:t xml:space="preserve">Используется </w:t>
+            </w:r>
+            <w:proofErr w:type="spellStart"/>
+            <w:r>
+              <w:rPr>
+                <w:rFonts w:ascii="Times New Roman" w:hAnsi="Times New Roman" w:cs="Times New Roman"/>
+              </w:rPr>
+              <w:t>PostgreSQL</w:t>
+            </w:r>
+            <w:proofErr w:type="spellEnd"/>
           </w:p>
         </w:tc>
         <w:tc>
@@ -1674,12 +1904,14 @@
                 <w:rFonts w:ascii="Times New Roman" w:hAnsi="Times New Roman" w:cs="Times New Roman"/>
               </w:rPr>
             </w:pPr>
+            <w:proofErr w:type="spellStart"/>
             <w:r>
               <w:rPr>
                 <w:rFonts w:ascii="Times New Roman" w:hAnsi="Times New Roman" w:cs="Times New Roman"/>
               </w:rPr>
               <w:t>create_tables.sql</w:t>
             </w:r>
+            <w:proofErr w:type="spellEnd"/>
           </w:p>
         </w:tc>
       </w:tr>
@@ -1930,6 +2162,7 @@
           <w:lang w:val="en-US"/>
         </w:rPr>
       </w:pPr>
+      <w:proofErr w:type="spellStart"/>
       <w:r>
         <w:rPr>
           <w:rFonts w:ascii="Times New Roman" w:hAnsi="Times New Roman" w:cs="Times New Roman"/>
@@ -1937,6 +2170,7 @@
         </w:rPr>
         <w:t>sql</w:t>
       </w:r>
+      <w:proofErr w:type="spellEnd"/>
     </w:p>
     <w:p>
       <w:pPr>
@@ -2131,7 +2365,51 @@
           <w:szCs w:val="28"/>
         </w:rPr>
         <w:lastRenderedPageBreak/>
-        <w:t>3.3. Frontend (React)</w:t>
+        <w:t xml:space="preserve">3.3. </w:t>
+      </w:r>
+      <w:proofErr w:type="spellStart"/>
+      <w:r>
+        <w:rPr>
+          <w:rFonts w:ascii="Times New Roman" w:hAnsi="Times New Roman" w:cs="Times New Roman"/>
+          <w:b/>
+          <w:bCs/>
+          <w:sz w:val="28"/>
+          <w:szCs w:val="28"/>
+        </w:rPr>
+        <w:t>Frontend</w:t>
+      </w:r>
+      <w:proofErr w:type="spellEnd"/>
+      <w:r>
+        <w:rPr>
+          <w:rFonts w:ascii="Times New Roman" w:hAnsi="Times New Roman" w:cs="Times New Roman"/>
+          <w:b/>
+          <w:bCs/>
+          <w:sz w:val="28"/>
+          <w:szCs w:val="28"/>
+        </w:rPr>
+        <w:t xml:space="preserve"> (</w:t>
+      </w:r>
+      <w:proofErr w:type="spellStart"/>
+      <w:r>
+        <w:rPr>
+          <w:rFonts w:ascii="Times New Roman" w:hAnsi="Times New Roman" w:cs="Times New Roman"/>
+          <w:b/>
+          <w:bCs/>
+          <w:sz w:val="28"/>
+          <w:szCs w:val="28"/>
+        </w:rPr>
+        <w:t>React</w:t>
+      </w:r>
+      <w:proofErr w:type="spellEnd"/>
+      <w:r>
+        <w:rPr>
+          <w:rFonts w:ascii="Times New Roman" w:hAnsi="Times New Roman" w:cs="Times New Roman"/>
+          <w:b/>
+          <w:bCs/>
+          <w:sz w:val="28"/>
+          <w:szCs w:val="28"/>
+        </w:rPr>
+        <w:t>)</w:t>
       </w:r>
     </w:p>
     <w:p>
@@ -2235,11 +2513,19 @@
                 <w:rFonts w:ascii="Times New Roman" w:hAnsi="Times New Roman" w:cs="Times New Roman"/>
               </w:rPr>
             </w:pPr>
-            <w:r>
-              <w:rPr>
-                <w:rFonts w:ascii="Times New Roman" w:hAnsi="Times New Roman" w:cs="Times New Roman"/>
-              </w:rPr>
-              <w:t>React-приложение запускается</w:t>
+            <w:proofErr w:type="spellStart"/>
+            <w:r>
+              <w:rPr>
+                <w:rFonts w:ascii="Times New Roman" w:hAnsi="Times New Roman" w:cs="Times New Roman"/>
+              </w:rPr>
+              <w:t>React</w:t>
+            </w:r>
+            <w:proofErr w:type="spellEnd"/>
+            <w:r>
+              <w:rPr>
+                <w:rFonts w:ascii="Times New Roman" w:hAnsi="Times New Roman" w:cs="Times New Roman"/>
+              </w:rPr>
+              <w:t>-приложение запускается</w:t>
             </w:r>
           </w:p>
         </w:tc>
@@ -2275,8 +2561,30 @@
               <w:rPr>
                 <w:rFonts w:ascii="Times New Roman" w:hAnsi="Times New Roman" w:cs="Times New Roman"/>
               </w:rPr>
-              <w:t>Команда npm start</w:t>
-            </w:r>
+              <w:t xml:space="preserve">Команда </w:t>
+            </w:r>
+            <w:proofErr w:type="spellStart"/>
+            <w:r>
+              <w:rPr>
+                <w:rFonts w:ascii="Times New Roman" w:hAnsi="Times New Roman" w:cs="Times New Roman"/>
+              </w:rPr>
+              <w:t>npm</w:t>
+            </w:r>
+            <w:proofErr w:type="spellEnd"/>
+            <w:r>
+              <w:rPr>
+                <w:rFonts w:ascii="Times New Roman" w:hAnsi="Times New Roman" w:cs="Times New Roman"/>
+              </w:rPr>
+              <w:t xml:space="preserve"> </w:t>
+            </w:r>
+            <w:proofErr w:type="spellStart"/>
+            <w:r>
+              <w:rPr>
+                <w:rFonts w:ascii="Times New Roman" w:hAnsi="Times New Roman" w:cs="Times New Roman"/>
+              </w:rPr>
+              <w:t>start</w:t>
+            </w:r>
+            <w:proofErr w:type="spellEnd"/>
           </w:p>
         </w:tc>
       </w:tr>
@@ -2327,12 +2635,42 @@
                 <w:rFonts w:ascii="Times New Roman" w:hAnsi="Times New Roman" w:cs="Times New Roman"/>
               </w:rPr>
             </w:pPr>
-            <w:r>
-              <w:rPr>
-                <w:rFonts w:ascii="Times New Roman" w:hAnsi="Times New Roman" w:cs="Times New Roman"/>
-              </w:rPr>
-              <w:t>Fetch к /api/tasks</w:t>
-            </w:r>
+            <w:proofErr w:type="spellStart"/>
+            <w:r>
+              <w:rPr>
+                <w:rFonts w:ascii="Times New Roman" w:hAnsi="Times New Roman" w:cs="Times New Roman"/>
+              </w:rPr>
+              <w:t>Fetch</w:t>
+            </w:r>
+            <w:proofErr w:type="spellEnd"/>
+            <w:r>
+              <w:rPr>
+                <w:rFonts w:ascii="Times New Roman" w:hAnsi="Times New Roman" w:cs="Times New Roman"/>
+              </w:rPr>
+              <w:t xml:space="preserve"> к /</w:t>
+            </w:r>
+            <w:proofErr w:type="spellStart"/>
+            <w:r>
+              <w:rPr>
+                <w:rFonts w:ascii="Times New Roman" w:hAnsi="Times New Roman" w:cs="Times New Roman"/>
+              </w:rPr>
+              <w:t>api</w:t>
+            </w:r>
+            <w:proofErr w:type="spellEnd"/>
+            <w:r>
+              <w:rPr>
+                <w:rFonts w:ascii="Times New Roman" w:hAnsi="Times New Roman" w:cs="Times New Roman"/>
+              </w:rPr>
+              <w:t>/</w:t>
+            </w:r>
+            <w:proofErr w:type="spellStart"/>
+            <w:r>
+              <w:rPr>
+                <w:rFonts w:ascii="Times New Roman" w:hAnsi="Times New Roman" w:cs="Times New Roman"/>
+              </w:rPr>
+              <w:t>tasks</w:t>
+            </w:r>
+            <w:proofErr w:type="spellEnd"/>
           </w:p>
         </w:tc>
       </w:tr>
@@ -2555,8 +2893,30 @@
               <w:rPr>
                 <w:rFonts w:ascii="Times New Roman" w:hAnsi="Times New Roman" w:cs="Times New Roman"/>
               </w:rPr>
-              <w:t>Поля title и description</w:t>
-            </w:r>
+              <w:t xml:space="preserve">Поля </w:t>
+            </w:r>
+            <w:proofErr w:type="spellStart"/>
+            <w:r>
+              <w:rPr>
+                <w:rFonts w:ascii="Times New Roman" w:hAnsi="Times New Roman" w:cs="Times New Roman"/>
+              </w:rPr>
+              <w:t>title</w:t>
+            </w:r>
+            <w:proofErr w:type="spellEnd"/>
+            <w:r>
+              <w:rPr>
+                <w:rFonts w:ascii="Times New Roman" w:hAnsi="Times New Roman" w:cs="Times New Roman"/>
+              </w:rPr>
+              <w:t xml:space="preserve"> и </w:t>
+            </w:r>
+            <w:proofErr w:type="spellStart"/>
+            <w:r>
+              <w:rPr>
+                <w:rFonts w:ascii="Times New Roman" w:hAnsi="Times New Roman" w:cs="Times New Roman"/>
+              </w:rPr>
+              <w:t>description</w:t>
+            </w:r>
+            <w:proofErr w:type="spellEnd"/>
           </w:p>
         </w:tc>
       </w:tr>
@@ -2687,8 +3047,16 @@
               <w:rPr>
                 <w:rFonts w:ascii="Times New Roman" w:hAnsi="Times New Roman" w:cs="Times New Roman"/>
               </w:rPr>
-              <w:t>Изменение статуса через select</w:t>
-            </w:r>
+              <w:t xml:space="preserve">Изменение статуса через </w:t>
+            </w:r>
+            <w:proofErr w:type="spellStart"/>
+            <w:r>
+              <w:rPr>
+                <w:rFonts w:ascii="Times New Roman" w:hAnsi="Times New Roman" w:cs="Times New Roman"/>
+              </w:rPr>
+              <w:t>select</w:t>
+            </w:r>
+            <w:proofErr w:type="spellEnd"/>
           </w:p>
         </w:tc>
         <w:tc>
@@ -2925,8 +3293,16 @@
               <w:rPr>
                 <w:rFonts w:ascii="Times New Roman" w:hAnsi="Times New Roman" w:cs="Times New Roman"/>
               </w:rPr>
-              <w:t>Подключение к PostgreSQL</w:t>
-            </w:r>
+              <w:t xml:space="preserve">Подключение к </w:t>
+            </w:r>
+            <w:proofErr w:type="spellStart"/>
+            <w:r>
+              <w:rPr>
+                <w:rFonts w:ascii="Times New Roman" w:hAnsi="Times New Roman" w:cs="Times New Roman"/>
+              </w:rPr>
+              <w:t>PostgreSQL</w:t>
+            </w:r>
+            <w:proofErr w:type="spellEnd"/>
           </w:p>
         </w:tc>
         <w:tc>
@@ -3017,8 +3393,16 @@
               <w:rPr>
                 <w:rFonts w:ascii="Times New Roman" w:hAnsi="Times New Roman" w:cs="Times New Roman"/>
               </w:rPr>
-              <w:t>SELECT * FROM tasks</w:t>
-            </w:r>
+              <w:t xml:space="preserve">SELECT * FROM </w:t>
+            </w:r>
+            <w:proofErr w:type="spellStart"/>
+            <w:r>
+              <w:rPr>
+                <w:rFonts w:ascii="Times New Roman" w:hAnsi="Times New Roman" w:cs="Times New Roman"/>
+              </w:rPr>
+              <w:t>tasks</w:t>
+            </w:r>
+            <w:proofErr w:type="spellEnd"/>
           </w:p>
         </w:tc>
       </w:tr>
@@ -3104,8 +3488,20 @@
           <w:sz w:val="28"/>
           <w:szCs w:val="28"/>
         </w:rPr>
-        <w:t>3.5. Git</w:t>
-      </w:r>
+        <w:t xml:space="preserve">3.5. </w:t>
+      </w:r>
+      <w:proofErr w:type="spellStart"/>
+      <w:r>
+        <w:rPr>
+          <w:rFonts w:ascii="Times New Roman" w:hAnsi="Times New Roman" w:cs="Times New Roman"/>
+          <w:b/>
+          <w:bCs/>
+          <w:sz w:val="28"/>
+          <w:szCs w:val="28"/>
+        </w:rPr>
+        <w:t>Git</w:t>
+      </w:r>
+      <w:proofErr w:type="spellEnd"/>
     </w:p>
     <w:p>
       <w:pPr>
@@ -3330,6 +3726,41 @@
           <w:rFonts w:ascii="Times New Roman" w:hAnsi="Times New Roman" w:cs="Times New Roman"/>
         </w:rPr>
       </w:pPr>
+    </w:p>
+    <w:p>
+      <w:pPr>
+        <w:rPr>
+          <w:rFonts w:ascii="Times New Roman" w:hAnsi="Times New Roman" w:cs="Times New Roman"/>
+        </w:rPr>
+      </w:pPr>
+    </w:p>
+    <w:p>
+      <w:pPr>
+        <w:rPr>
+          <w:rFonts w:ascii="Times New Roman" w:hAnsi="Times New Roman" w:cs="Times New Roman"/>
+        </w:rPr>
+      </w:pPr>
+    </w:p>
+    <w:p>
+      <w:pPr>
+        <w:rPr>
+          <w:rFonts w:ascii="Times New Roman" w:hAnsi="Times New Roman" w:cs="Times New Roman"/>
+        </w:rPr>
+      </w:pPr>
+    </w:p>
+    <w:p>
+      <w:pPr>
+        <w:rPr>
+          <w:rFonts w:ascii="Times New Roman" w:hAnsi="Times New Roman" w:cs="Times New Roman"/>
+        </w:rPr>
+      </w:pPr>
+    </w:p>
+    <w:p>
+      <w:pPr>
+        <w:rPr>
+          <w:rFonts w:ascii="Times New Roman" w:hAnsi="Times New Roman" w:cs="Times New Roman"/>
+        </w:rPr>
+      </w:pPr>
       <w:r>
         <w:rPr>
           <w:rFonts w:ascii="Times New Roman" w:hAnsi="Times New Roman" w:cs="Times New Roman"/>
@@ -3354,6 +3785,18 @@
           <w:rFonts w:ascii="Times New Roman" w:hAnsi="Times New Roman" w:cs="Times New Roman"/>
         </w:rPr>
         <w:t>для удобства</w:t>
+      </w:r>
+      <w:r>
+        <w:rPr>
+          <w:rFonts w:ascii="Times New Roman" w:hAnsi="Times New Roman" w:cs="Times New Roman"/>
+        </w:rPr>
+        <w:t xml:space="preserve">: </w:t>
+      </w:r>
+      <w:r>
+        <w:rPr>
+          <w:rFonts w:ascii="Times New Roman" w:hAnsi="Times New Roman" w:cs="Times New Roman"/>
+        </w:rPr>
+        <w:t>https://github.com/ADAM-VOID/task-manager.git</w:t>
       </w:r>
     </w:p>
     <w:sectPr>
